--- a/other files/Yash_Portfolio_Content.docx
+++ b/other files/Yash_Portfolio_Content.docx
@@ -592,7 +592,7 @@
         <w:rPr>
           <w:rStyle w:val="VerbatimChar"/>
         </w:rPr>
-        <w:t xml:space="preserve">1,200+ qualified leads / month</w:t>
+        <w:t xml:space="preserve">12,000+ qualified leads / month</w:t>
       </w:r>
       <w:r>
         <w:t xml:space="preserve"> </w:t>
@@ -1495,7 +1495,7 @@
         <w:rPr>
           <w:rStyle w:val="VerbatimChar"/>
         </w:rPr>
-        <w:t xml:space="preserve">1,200+</w:t>
+        <w:t xml:space="preserve">12,000+</w:t>
       </w:r>
       <w:r>
         <w:t xml:space="preserve"> </w:t>
